--- a/curious-incident/files/Curious Incident Speaking Folio - Lesson 3a - Passage Analysis Practice.docx
+++ b/curious-incident/files/Curious Incident Speaking Folio - Lesson 3a - Passage Analysis Practice.docx
@@ -748,7 +748,7 @@
               </w:numPr>
               <w:spacing w:after="30"/>
             </w:pPr>
-            <w:hyperlink w:history="1" r:id="rIdo7kgxf5rzla7lybyy9ki0">
+            <w:hyperlink w:history="1" r:id="rIdlpdhestpxeuexayubta_z">
               <w:r>
                 <w:rPr>
                   <w:rFonts w:ascii="Calibri" w:cs="Calibri" w:eastAsia="Calibri" w:hAnsi="Calibri"/>
@@ -804,7 +804,7 @@
               </w:rPr>
               <w:t xml:space="preserve">Words: </w:t>
             </w:r>
-            <w:hyperlink w:history="1" r:id="rId8xawr1kvfwket2sjj2kzn">
+            <w:hyperlink w:history="1" r:id="rIdkc49knuzguvqfcuotbdzc">
               <w:r>
                 <w:rPr>
                   <w:rFonts w:ascii="Calibri" w:cs="Calibri" w:eastAsia="Calibri" w:hAnsi="Calibri"/>
